--- a/technical_protection_of_information/практики/1/2026/Документы/15. Акт о наличии первичных средств пожаротушения.docx
+++ b/technical_protection_of_information/практики/1/2026/Документы/15. Акт о наличии первичных средств пожаротушения.docx
@@ -4,54 +4,36 @@
   <w:body>
     <w:p>
       <w:pPr>
+        <w:ind w:firstLine="0"/>
         <w:jc w:val="center"/>
       </w:pPr>
       <w:r>
         <w:rPr>
           <w:b/>
-          <w:i w:val="0"/>
-          <w:sz w:val="28"/>
         </w:rPr>
         <w:t>Общество с ограниченной ответственностью «ТехноЩит»</w:t>
       </w:r>
     </w:p>
     <w:p>
       <w:pPr>
+        <w:ind w:firstLine="0"/>
         <w:jc w:val="center"/>
       </w:pPr>
       <w:r>
         <w:rPr>
-          <w:b w:val="0"/>
-          <w:i w:val="0"/>
-          <w:sz w:val="24"/>
+          <w:b/>
         </w:rPr>
-        <w:t>ОГРН 1256196012345, ИНН 6165012345, КПП 616501001</w:t>
+        <w:t>АКТ РАЗМЕЩЕНИЯ ПЕРВИЧНЫХ СРЕДСТВ ПОЖАРОТУШЕНИЯ</w:t>
       </w:r>
     </w:p>
     <w:p>
       <w:pPr>
-        <w:jc w:val="center"/>
+        <w:ind w:firstLine="0"/>
       </w:pPr>
       <w:r>
-        <w:rPr>
-          <w:b w:val="0"/>
-          <w:i w:val="0"/>
-          <w:sz w:val="24"/>
-        </w:rPr>
-        <w:t>344000, г. Ростов-на-Дону, пр. Стачки, д. 25, офис 301</w:t>
-      </w:r>
-    </w:p>
-    <w:p>
-      <w:pPr>
-        <w:jc w:val="center"/>
-      </w:pPr>
-      <w:r>
-        <w:rPr>
-          <w:b w:val="0"/>
-          <w:i w:val="0"/>
-          <w:sz w:val="28"/>
-        </w:rPr>
-        <w:t>____________________________________________________________</w:t>
+        <w:t>01.09.2026 № ПБ-01</w:t>
+        <w:br/>
+        <w:t>г. Ростов-на-Дону</w:t>
       </w:r>
     </w:p>
     <w:p>
@@ -59,128 +41,56 @@
         <w:jc w:val="both"/>
       </w:pPr>
       <w:r>
-        <w:rPr>
-          <w:b w:val="0"/>
-          <w:i w:val="0"/>
-          <w:sz w:val="28"/>
-        </w:rPr>
-      </w:r>
-    </w:p>
-    <w:p>
-      <w:pPr>
-        <w:spacing w:before="120"/>
-        <w:jc w:val="center"/>
-      </w:pPr>
-      <w:r>
-        <w:rPr>
-          <w:b/>
-          <w:i w:val="0"/>
-          <w:sz w:val="28"/>
-        </w:rPr>
-        <w:t>АКТ</w:t>
-      </w:r>
-    </w:p>
-    <w:p>
-      <w:pPr>
-        <w:spacing w:before="120"/>
-        <w:jc w:val="center"/>
-      </w:pPr>
-      <w:r>
-        <w:rPr>
-          <w:b/>
-          <w:i w:val="0"/>
-          <w:sz w:val="28"/>
-        </w:rPr>
-        <w:t>о наличии первичных средств пожаротушения и исправности планов эвакуации</w:t>
-      </w:r>
-    </w:p>
-    <w:p>
-      <w:pPr>
-        <w:jc w:val="left"/>
-      </w:pPr>
-      <w:r>
-        <w:rPr>
-          <w:b w:val="0"/>
-          <w:i w:val="0"/>
-          <w:sz w:val="28"/>
-        </w:rPr>
-        <w:t>г. Ростов-на-Дону                                                     01.09.2026 г.</w:t>
-      </w:r>
-    </w:p>
-    <w:p>
-      <w:pPr>
-        <w:ind w:firstLine="709"/>
-        <w:jc w:val="both"/>
-      </w:pPr>
-      <w:r>
-        <w:rPr>
-          <w:b w:val="0"/>
-          <w:i w:val="0"/>
-          <w:sz w:val="28"/>
-        </w:rPr>
-        <w:t>Комиссия в составе: председатель — директор Ермолаев Богдан Юрьевич; члены комиссии — юрист Голованов Федор Артемович, специалист по ЗИ Смирнов А.В., — составила настоящий акт о нижеследующем.</w:t>
-      </w:r>
-    </w:p>
-    <w:p>
-      <w:pPr>
-        <w:ind w:firstLine="709"/>
-        <w:jc w:val="both"/>
-      </w:pPr>
-      <w:r>
-        <w:rPr>
-          <w:b w:val="0"/>
-          <w:i w:val="0"/>
-          <w:sz w:val="28"/>
-        </w:rPr>
-        <w:t>1. В помещениях общества по адресу: 344000, г. Ростов-на-Дону, пр. Стачки, д. 25, офис 301 размещены первичные средства пожаротушения:</w:t>
+        <w:t>Принято размещение средств пожаротушения по следующей таблице. Знаки на плане соответствуют экспликации ПЛ-01; средства размещаются на стеновых креплениях, не загромождая проходы.</w:t>
       </w:r>
     </w:p>
     <w:tbl>
       <w:tblPr>
         <w:tblStyle w:val="TableGrid"/>
         <w:tblW w:type="auto" w:w="0"/>
+        <w:tblLayout w:type="fixed"/>
         <w:tblLook w:firstColumn="1" w:firstRow="1" w:lastColumn="0" w:lastRow="0" w:noHBand="0" w:noVBand="1" w:val="04A0"/>
       </w:tblPr>
       <w:tblGrid>
-        <w:gridCol w:w="2493"/>
-        <w:gridCol w:w="2493"/>
-        <w:gridCol w:w="2493"/>
-        <w:gridCol w:w="2493"/>
+        <w:gridCol w:w="2339"/>
+        <w:gridCol w:w="2339"/>
+        <w:gridCol w:w="2339"/>
+        <w:gridCol w:w="2339"/>
       </w:tblGrid>
       <w:tr>
+        <w:trPr>
+          <w:cantSplit/>
+          <w:tblHeader/>
+        </w:trPr>
         <w:tc>
           <w:tcPr>
-            <w:tcW w:type="dxa" w:w="2493"/>
+            <w:tcW w:type="dxa" w:w="2339"/>
           </w:tcPr>
           <w:p>
             <w:pPr>
-              <w:jc w:val="center"/>
+              <w:spacing w:after="40" w:line="240" w:lineRule="auto"/>
+              <w:ind w:firstLine="0"/>
             </w:pPr>
-            <w:r/>
             <w:r>
               <w:rPr>
-                <w:rFonts w:ascii="Times New Roman" w:hAnsi="Times New Roman"/>
-                <w:b/>
-                <w:sz w:val="24"/>
+                <w:sz w:val="22"/>
               </w:rPr>
-              <w:t>№</w:t>
+              <w:t>Знак</w:t>
             </w:r>
           </w:p>
         </w:tc>
         <w:tc>
           <w:tcPr>
-            <w:tcW w:type="dxa" w:w="2493"/>
+            <w:tcW w:type="dxa" w:w="2339"/>
           </w:tcPr>
           <w:p>
             <w:pPr>
-              <w:jc w:val="center"/>
+              <w:spacing w:after="40" w:line="240" w:lineRule="auto"/>
+              <w:ind w:firstLine="0"/>
             </w:pPr>
-            <w:r/>
             <w:r>
               <w:rPr>
-                <w:rFonts w:ascii="Times New Roman" w:hAnsi="Times New Roman"/>
-                <w:b/>
-                <w:sz w:val="24"/>
+                <w:sz w:val="22"/>
               </w:rPr>
               <w:t>Средство</w:t>
             </w:r>
@@ -188,287 +98,254 @@
         </w:tc>
         <w:tc>
           <w:tcPr>
-            <w:tcW w:type="dxa" w:w="2493"/>
+            <w:tcW w:type="dxa" w:w="2339"/>
           </w:tcPr>
           <w:p>
             <w:pPr>
-              <w:jc w:val="center"/>
+              <w:spacing w:after="40" w:line="240" w:lineRule="auto"/>
+              <w:ind w:firstLine="0"/>
             </w:pPr>
-            <w:r/>
             <w:r>
               <w:rPr>
-                <w:rFonts w:ascii="Times New Roman" w:hAnsi="Times New Roman"/>
-                <w:b/>
-                <w:sz w:val="24"/>
+                <w:sz w:val="22"/>
               </w:rPr>
-              <w:t>Место размещения</w:t>
+              <w:t>Место</w:t>
             </w:r>
           </w:p>
         </w:tc>
         <w:tc>
           <w:tcPr>
-            <w:tcW w:type="dxa" w:w="2493"/>
+            <w:tcW w:type="dxa" w:w="2339"/>
           </w:tcPr>
           <w:p>
             <w:pPr>
-              <w:jc w:val="center"/>
+              <w:spacing w:after="40" w:line="240" w:lineRule="auto"/>
+              <w:ind w:firstLine="0"/>
             </w:pPr>
-            <w:r/>
             <w:r>
               <w:rPr>
-                <w:rFonts w:ascii="Times New Roman" w:hAnsi="Times New Roman"/>
-                <w:b/>
-                <w:sz w:val="24"/>
+                <w:sz w:val="22"/>
               </w:rPr>
-              <w:t>Дата перезарядки</w:t>
+              <w:t>Ответственный</w:t>
             </w:r>
           </w:p>
         </w:tc>
       </w:tr>
       <w:tr>
+        <w:trPr>
+          <w:cantSplit/>
+        </w:trPr>
         <w:tc>
           <w:tcPr>
-            <w:tcW w:type="dxa" w:w="2493"/>
+            <w:tcW w:type="dxa" w:w="2339"/>
           </w:tcPr>
           <w:p>
-            <w:r/>
+            <w:pPr>
+              <w:spacing w:after="40" w:line="240" w:lineRule="auto"/>
+              <w:ind w:firstLine="0"/>
+            </w:pPr>
             <w:r>
               <w:rPr>
-                <w:rFonts w:ascii="Times New Roman" w:hAnsi="Times New Roman"/>
-                <w:sz w:val="24"/>
+                <w:sz w:val="22"/>
               </w:rPr>
-              <w:t>1</w:t>
+              <w:t>F1</w:t>
             </w:r>
           </w:p>
         </w:tc>
         <w:tc>
           <w:tcPr>
-            <w:tcW w:type="dxa" w:w="2493"/>
+            <w:tcW w:type="dxa" w:w="2339"/>
           </w:tcPr>
           <w:p>
-            <w:r/>
+            <w:pPr>
+              <w:spacing w:after="40" w:line="240" w:lineRule="auto"/>
+              <w:ind w:firstLine="0"/>
+            </w:pPr>
             <w:r>
               <w:rPr>
-                <w:rFonts w:ascii="Times New Roman" w:hAnsi="Times New Roman"/>
-                <w:sz w:val="24"/>
+                <w:sz w:val="22"/>
               </w:rPr>
-              <w:t>Огнетушитель ОП-4</w:t>
+              <w:t>ОП-4</w:t>
             </w:r>
           </w:p>
         </w:tc>
         <w:tc>
           <w:tcPr>
-            <w:tcW w:type="dxa" w:w="2493"/>
+            <w:tcW w:type="dxa" w:w="2339"/>
           </w:tcPr>
           <w:p>
-            <w:r/>
+            <w:pPr>
+              <w:spacing w:after="40" w:line="240" w:lineRule="auto"/>
+              <w:ind w:firstLine="0"/>
+            </w:pPr>
             <w:r>
               <w:rPr>
-                <w:rFonts w:ascii="Times New Roman" w:hAnsi="Times New Roman"/>
-                <w:sz w:val="24"/>
+                <w:sz w:val="22"/>
               </w:rPr>
-              <w:t>у входной двери</w:t>
+              <w:t>Коридор у входа D0</w:t>
             </w:r>
           </w:p>
         </w:tc>
         <w:tc>
           <w:tcPr>
-            <w:tcW w:type="dxa" w:w="2493"/>
+            <w:tcW w:type="dxa" w:w="2339"/>
           </w:tcPr>
           <w:p>
-            <w:r/>
+            <w:pPr>
+              <w:spacing w:after="40" w:line="240" w:lineRule="auto"/>
+              <w:ind w:firstLine="0"/>
+            </w:pPr>
             <w:r>
               <w:rPr>
-                <w:rFonts w:ascii="Times New Roman" w:hAnsi="Times New Roman"/>
-                <w:sz w:val="24"/>
+                <w:sz w:val="22"/>
               </w:rPr>
-              <w:t>05.2026</w:t>
+              <w:t>Ковалев</w:t>
             </w:r>
           </w:p>
         </w:tc>
       </w:tr>
       <w:tr>
+        <w:trPr>
+          <w:cantSplit/>
+        </w:trPr>
         <w:tc>
           <w:tcPr>
-            <w:tcW w:type="dxa" w:w="2493"/>
+            <w:tcW w:type="dxa" w:w="2339"/>
           </w:tcPr>
           <w:p>
-            <w:r/>
+            <w:pPr>
+              <w:spacing w:after="40" w:line="240" w:lineRule="auto"/>
+              <w:ind w:firstLine="0"/>
+            </w:pPr>
             <w:r>
               <w:rPr>
-                <w:rFonts w:ascii="Times New Roman" w:hAnsi="Times New Roman"/>
-                <w:sz w:val="24"/>
+                <w:sz w:val="22"/>
               </w:rPr>
-              <w:t>2</w:t>
+              <w:t>F2</w:t>
             </w:r>
           </w:p>
         </w:tc>
         <w:tc>
           <w:tcPr>
-            <w:tcW w:type="dxa" w:w="2493"/>
+            <w:tcW w:type="dxa" w:w="2339"/>
           </w:tcPr>
           <w:p>
-            <w:r/>
+            <w:pPr>
+              <w:spacing w:after="40" w:line="240" w:lineRule="auto"/>
+              <w:ind w:firstLine="0"/>
+            </w:pPr>
             <w:r>
               <w:rPr>
-                <w:rFonts w:ascii="Times New Roman" w:hAnsi="Times New Roman"/>
-                <w:sz w:val="24"/>
+                <w:sz w:val="22"/>
               </w:rPr>
-              <w:t>Огнетушитель ОП-4</w:t>
+              <w:t>ОП-4</w:t>
             </w:r>
           </w:p>
         </w:tc>
         <w:tc>
           <w:tcPr>
-            <w:tcW w:type="dxa" w:w="2493"/>
+            <w:tcW w:type="dxa" w:w="2339"/>
           </w:tcPr>
           <w:p>
-            <w:r/>
+            <w:pPr>
+              <w:spacing w:after="40" w:line="240" w:lineRule="auto"/>
+              <w:ind w:firstLine="0"/>
+            </w:pPr>
             <w:r>
               <w:rPr>
-                <w:rFonts w:ascii="Times New Roman" w:hAnsi="Times New Roman"/>
-                <w:sz w:val="24"/>
+                <w:sz w:val="22"/>
               </w:rPr>
-              <w:t>коридор</w:t>
+              <w:t>Рабочая комната у двери D1</w:t>
             </w:r>
           </w:p>
         </w:tc>
         <w:tc>
           <w:tcPr>
-            <w:tcW w:type="dxa" w:w="2493"/>
+            <w:tcW w:type="dxa" w:w="2339"/>
           </w:tcPr>
           <w:p>
-            <w:r/>
+            <w:pPr>
+              <w:spacing w:after="40" w:line="240" w:lineRule="auto"/>
+              <w:ind w:firstLine="0"/>
+            </w:pPr>
             <w:r>
               <w:rPr>
-                <w:rFonts w:ascii="Times New Roman" w:hAnsi="Times New Roman"/>
-                <w:sz w:val="24"/>
+                <w:sz w:val="22"/>
               </w:rPr>
-              <w:t>05.2026</w:t>
+              <w:t>Ковалев</w:t>
             </w:r>
           </w:p>
         </w:tc>
       </w:tr>
       <w:tr>
+        <w:trPr>
+          <w:cantSplit/>
+        </w:trPr>
         <w:tc>
           <w:tcPr>
-            <w:tcW w:type="dxa" w:w="2493"/>
+            <w:tcW w:type="dxa" w:w="2339"/>
           </w:tcPr>
           <w:p>
-            <w:r/>
+            <w:pPr>
+              <w:spacing w:after="40" w:line="240" w:lineRule="auto"/>
+              <w:ind w:firstLine="0"/>
+            </w:pPr>
             <w:r>
               <w:rPr>
-                <w:rFonts w:ascii="Times New Roman" w:hAnsi="Times New Roman"/>
-                <w:sz w:val="24"/>
+                <w:sz w:val="22"/>
               </w:rPr>
-              <w:t>3</w:t>
+              <w:t>F3</w:t>
             </w:r>
           </w:p>
         </w:tc>
         <w:tc>
           <w:tcPr>
-            <w:tcW w:type="dxa" w:w="2493"/>
+            <w:tcW w:type="dxa" w:w="2339"/>
           </w:tcPr>
           <w:p>
-            <w:r/>
+            <w:pPr>
+              <w:spacing w:after="40" w:line="240" w:lineRule="auto"/>
+              <w:ind w:firstLine="0"/>
+            </w:pPr>
             <w:r>
               <w:rPr>
-                <w:rFonts w:ascii="Times New Roman" w:hAnsi="Times New Roman"/>
-                <w:sz w:val="24"/>
+                <w:sz w:val="22"/>
               </w:rPr>
-              <w:t>Огнетушитель ОП-4</w:t>
+              <w:t>ОУ-2</w:t>
             </w:r>
           </w:p>
         </w:tc>
         <w:tc>
           <w:tcPr>
-            <w:tcW w:type="dxa" w:w="2493"/>
+            <w:tcW w:type="dxa" w:w="2339"/>
           </w:tcPr>
           <w:p>
-            <w:r/>
+            <w:pPr>
+              <w:spacing w:after="40" w:line="240" w:lineRule="auto"/>
+              <w:ind w:firstLine="0"/>
+            </w:pPr>
             <w:r>
               <w:rPr>
-                <w:rFonts w:ascii="Times New Roman" w:hAnsi="Times New Roman"/>
-                <w:sz w:val="24"/>
+                <w:sz w:val="22"/>
               </w:rPr>
-              <w:t>серверная</w:t>
+              <w:t>Серверная у двери D4</w:t>
             </w:r>
           </w:p>
         </w:tc>
         <w:tc>
           <w:tcPr>
-            <w:tcW w:type="dxa" w:w="2493"/>
+            <w:tcW w:type="dxa" w:w="2339"/>
           </w:tcPr>
           <w:p>
-            <w:r/>
+            <w:pPr>
+              <w:spacing w:after="40" w:line="240" w:lineRule="auto"/>
+              <w:ind w:firstLine="0"/>
+            </w:pPr>
             <w:r>
               <w:rPr>
-                <w:rFonts w:ascii="Times New Roman" w:hAnsi="Times New Roman"/>
-                <w:sz w:val="24"/>
+                <w:sz w:val="22"/>
               </w:rPr>
-              <w:t>05.2026</w:t>
-            </w:r>
-          </w:p>
-        </w:tc>
-      </w:tr>
-      <w:tr>
-        <w:tc>
-          <w:tcPr>
-            <w:tcW w:type="dxa" w:w="2493"/>
-          </w:tcPr>
-          <w:p>
-            <w:r/>
-            <w:r>
-              <w:rPr>
-                <w:rFonts w:ascii="Times New Roman" w:hAnsi="Times New Roman"/>
-                <w:sz w:val="24"/>
-              </w:rPr>
-              <w:t>4</w:t>
-            </w:r>
-          </w:p>
-        </w:tc>
-        <w:tc>
-          <w:tcPr>
-            <w:tcW w:type="dxa" w:w="2493"/>
-          </w:tcPr>
-          <w:p>
-            <w:r/>
-            <w:r>
-              <w:rPr>
-                <w:rFonts w:ascii="Times New Roman" w:hAnsi="Times New Roman"/>
-                <w:sz w:val="24"/>
-              </w:rPr>
-              <w:t>Огнетушитель ОУ-2 (для электрооборудования)</w:t>
-            </w:r>
-          </w:p>
-        </w:tc>
-        <w:tc>
-          <w:tcPr>
-            <w:tcW w:type="dxa" w:w="2493"/>
-          </w:tcPr>
-          <w:p>
-            <w:r/>
-            <w:r>
-              <w:rPr>
-                <w:rFonts w:ascii="Times New Roman" w:hAnsi="Times New Roman"/>
-                <w:sz w:val="24"/>
-              </w:rPr>
-              <w:t>опенспейс</w:t>
-            </w:r>
-          </w:p>
-        </w:tc>
-        <w:tc>
-          <w:tcPr>
-            <w:tcW w:type="dxa" w:w="2493"/>
-          </w:tcPr>
-          <w:p>
-            <w:r/>
-            <w:r>
-              <w:rPr>
-                <w:rFonts w:ascii="Times New Roman" w:hAnsi="Times New Roman"/>
-                <w:sz w:val="24"/>
-              </w:rPr>
-              <w:t>06.2026</w:t>
+              <w:t>Ковалев</w:t>
             </w:r>
           </w:p>
         </w:tc>
@@ -476,67 +353,42 @@
     </w:tbl>
     <w:p>
       <w:pPr>
-        <w:ind w:firstLine="709"/>
         <w:jc w:val="both"/>
       </w:pPr>
       <w:r>
-        <w:rPr>
-          <w:b w:val="0"/>
-          <w:i w:val="0"/>
-          <w:sz w:val="28"/>
-        </w:rPr>
-        <w:t>2. Планы эвакуации размещены у входа и в коридоре; пути эвакуации свободны, эвакуационный выход не заблокирован.</w:t>
+        <w:t>Наличие и обслуживание общей сигнализации и оповещения обеспечивает бизнес-центр. Работники сообщают о пожаре по 101/112, выходят по коридору к D0 и далее по обозначенному пути к лестнице. Лифт при пожаре не используется. Подбор огнетушителей проверяется по классу возможного пожара и защищаемому оборудованию; настоящая схема не заменяет пожарное обследование здания.</w:t>
       </w:r>
     </w:p>
     <w:p>
       <w:pPr>
-        <w:spacing w:before="120"/>
-        <w:ind w:firstLine="709"/>
         <w:jc w:val="both"/>
       </w:pPr>
       <w:r>
-        <w:rPr>
-          <w:b w:val="0"/>
-          <w:i w:val="0"/>
-          <w:sz w:val="28"/>
-        </w:rPr>
-        <w:t>3. Вывод: помещения укомплектованы первичными средствами пожаротушения в соответствии с постановлением Правительства РФ от 16.09.2020 № 1479.</w:t>
-      </w:r>
-    </w:p>
-    <w:p>
-      <w:pPr>
-        <w:jc w:val="left"/>
-      </w:pPr>
-      <w:r>
-        <w:rPr>
-          <w:b w:val="0"/>
-          <w:i w:val="0"/>
-          <w:sz w:val="28"/>
-        </w:rPr>
-        <w:t>Председатель комиссии ____________ / Ермолаев Б.Ю. /</w:t>
-      </w:r>
-    </w:p>
-    <w:p>
-      <w:pPr>
-        <w:jc w:val="left"/>
-      </w:pPr>
-      <w:r>
-        <w:rPr>
-          <w:b w:val="0"/>
-          <w:i w:val="0"/>
-          <w:sz w:val="28"/>
-        </w:rPr>
-        <w:t>Члены комиссии ____________ / Голованов Ф.А. /, ____________ / Смирнов А.В. /</w:t>
+        <w:t>Технический специалист ________________ Ковалев Д. П.</w:t>
       </w:r>
     </w:p>
     <w:sectPr>
-      <w:pgSz w:w="12240" w:h="15840"/>
-      <w:pgMar w:top="1134" w:right="850" w:bottom="1134" w:left="1417" w:header="720" w:footer="720" w:gutter="0"/>
+      <w:headerReference w:type="default" r:id="rId9"/>
+      <w:pgSz w:w="11906" w:h="16838"/>
+      <w:pgMar w:top="1134" w:right="850" w:bottom="1134" w:left="1701" w:header="567" w:footer="720" w:gutter="0"/>
       <w:cols w:space="720"/>
+      <w:titlePg/>
       <w:docGrid w:linePitch="360"/>
     </w:sectPr>
   </w:body>
 </w:document>
+</file>
+
+<file path=word/header1.xml><?xml version="1.0" encoding="utf-8"?>
+<w:hdr xmlns:m="http://schemas.openxmlformats.org/officeDocument/2006/math" xmlns:mc="http://schemas.openxmlformats.org/markup-compatibility/2006" xmlns:mo="http://schemas.microsoft.com/office/mac/office/2008/main" xmlns:mv="urn:schemas-microsoft-com:mac:vml" xmlns:o="urn:schemas-microsoft-com:office:office" xmlns:r="http://schemas.openxmlformats.org/officeDocument/2006/relationships" xmlns:v="urn:schemas-microsoft-com:vml" xmlns:w10="urn:schemas-microsoft-com:office:word" xmlns:w14="http://schemas.microsoft.com/office/word/2010/wordml" xmlns:w="http://schemas.openxmlformats.org/wordprocessingml/2006/main" xmlns:wne="http://schemas.microsoft.com/office/word/2006/wordml" xmlns:wp14="http://schemas.microsoft.com/office/word/2010/wordprocessingDrawing" xmlns:wp="http://schemas.openxmlformats.org/drawingml/2006/wordprocessingDrawing" xmlns:wpc="http://schemas.microsoft.com/office/word/2010/wordprocessingCanvas" xmlns:wpg="http://schemas.microsoft.com/office/word/2010/wordprocessingGroup" xmlns:wpi="http://schemas.microsoft.com/office/word/2010/wordprocessingInk" xmlns:wps="http://schemas.microsoft.com/office/word/2010/wordprocessingShape" mc:Ignorable="w14 wp14">
+  <w:p>
+    <w:pPr>
+      <w:pStyle w:val="Header"/>
+      <w:jc w:val="center"/>
+    </w:pPr>
+    <w:fldSimple w:instr="PAGE"/>
+  </w:p>
+</w:hdr>
 </file>
 
 <file path=word/numbering.xml><?xml version="1.0" encoding="utf-8"?>
@@ -904,10 +756,12 @@
     <w:rsid w:val="00FC693F"/>
     <w:pPr>
       <w:spacing w:line="276" w:lineRule="auto" w:after="80"/>
+      <w:ind w:firstLine="709"/>
     </w:pPr>
     <w:rPr>
-      <w:rFonts w:ascii="Times New Roman" w:hAnsi="Times New Roman" w:eastAsia="Times New Roman"/>
-      <w:sz w:val="28"/>
+      <w:rFonts w:ascii="Times New Roman" w:hAnsi="Times New Roman" w:eastAsia="Times New Roman" w:cs="Times New Roman"/>
+      <w:color w:val="000000"/>
+      <w:sz w:val="26"/>
     </w:rPr>
   </w:style>
   <w:style w:type="paragraph" w:styleId="Header">
@@ -969,11 +823,11 @@
       <w:outlineLvl w:val="0"/>
     </w:pPr>
     <w:rPr>
-      <w:rFonts w:asciiTheme="majorHAnsi" w:eastAsiaTheme="majorEastAsia" w:hAnsiTheme="majorHAnsi" w:cstheme="majorBidi"/>
+      <w:rFonts w:ascii="Times New Roman" w:hAnsi="Times New Roman" w:eastAsia="Times New Roman" w:cs="Times New Roman"/>
       <w:b/>
       <w:bCs/>
-      <w:color w:val="365F91" w:themeColor="accent1" w:themeShade="BF"/>
-      <w:sz w:val="28"/>
+      <w:color w:val="000000"/>
+      <w:sz w:val="24"/>
       <w:szCs w:val="28"/>
     </w:rPr>
   </w:style>
@@ -993,11 +847,11 @@
       <w:outlineLvl w:val="1"/>
     </w:pPr>
     <w:rPr>
-      <w:rFonts w:asciiTheme="majorHAnsi" w:eastAsiaTheme="majorEastAsia" w:hAnsiTheme="majorHAnsi" w:cstheme="majorBidi"/>
+      <w:rFonts w:ascii="Times New Roman" w:hAnsi="Times New Roman" w:eastAsia="Times New Roman" w:cs="Times New Roman"/>
       <w:b/>
       <w:bCs/>
-      <w:color w:val="4F81BD" w:themeColor="accent1"/>
-      <w:sz w:val="26"/>
+      <w:color w:val="000000"/>
+      <w:sz w:val="24"/>
       <w:szCs w:val="26"/>
     </w:rPr>
   </w:style>
@@ -1017,7 +871,7 @@
       <w:outlineLvl w:val="2"/>
     </w:pPr>
     <w:rPr>
-      <w:rFonts w:asciiTheme="majorHAnsi" w:eastAsiaTheme="majorEastAsia" w:hAnsiTheme="majorHAnsi" w:cstheme="majorBidi"/>
+      <w:rFonts w:ascii="Times New Roman" w:hAnsi="Times New Roman" w:eastAsia="Times New Roman" w:cs="Times New Roman"/>
       <w:b/>
       <w:bCs/>
       <w:color w:val="4F81BD" w:themeColor="accent1"/>
@@ -1040,7 +894,7 @@
       <w:outlineLvl w:val="3"/>
     </w:pPr>
     <w:rPr>
-      <w:rFonts w:asciiTheme="majorHAnsi" w:eastAsiaTheme="majorEastAsia" w:hAnsiTheme="majorHAnsi" w:cstheme="majorBidi"/>
+      <w:rFonts w:ascii="Times New Roman" w:hAnsi="Times New Roman" w:eastAsia="Times New Roman" w:cs="Times New Roman"/>
       <w:b/>
       <w:bCs/>
       <w:i/>
@@ -1065,7 +919,7 @@
       <w:outlineLvl w:val="4"/>
     </w:pPr>
     <w:rPr>
-      <w:rFonts w:asciiTheme="majorHAnsi" w:eastAsiaTheme="majorEastAsia" w:hAnsiTheme="majorHAnsi" w:cstheme="majorBidi"/>
+      <w:rFonts w:ascii="Times New Roman" w:hAnsi="Times New Roman" w:eastAsia="Times New Roman" w:cs="Times New Roman"/>
       <w:color w:val="243F60" w:themeColor="accent1" w:themeShade="7F"/>
     </w:rPr>
   </w:style>
@@ -1086,7 +940,7 @@
       <w:outlineLvl w:val="5"/>
     </w:pPr>
     <w:rPr>
-      <w:rFonts w:asciiTheme="majorHAnsi" w:eastAsiaTheme="majorEastAsia" w:hAnsiTheme="majorHAnsi" w:cstheme="majorBidi"/>
+      <w:rFonts w:ascii="Times New Roman" w:hAnsi="Times New Roman" w:eastAsia="Times New Roman" w:cs="Times New Roman"/>
       <w:i/>
       <w:iCs/>
       <w:color w:val="243F60" w:themeColor="accent1" w:themeShade="7F"/>
@@ -1109,7 +963,7 @@
       <w:outlineLvl w:val="6"/>
     </w:pPr>
     <w:rPr>
-      <w:rFonts w:asciiTheme="majorHAnsi" w:eastAsiaTheme="majorEastAsia" w:hAnsiTheme="majorHAnsi" w:cstheme="majorBidi"/>
+      <w:rFonts w:ascii="Times New Roman" w:hAnsi="Times New Roman" w:eastAsia="Times New Roman" w:cs="Times New Roman"/>
       <w:i/>
       <w:iCs/>
       <w:color w:val="404040" w:themeColor="text1" w:themeTint="BF"/>
@@ -1132,7 +986,7 @@
       <w:outlineLvl w:val="7"/>
     </w:pPr>
     <w:rPr>
-      <w:rFonts w:asciiTheme="majorHAnsi" w:eastAsiaTheme="majorEastAsia" w:hAnsiTheme="majorHAnsi" w:cstheme="majorBidi"/>
+      <w:rFonts w:ascii="Times New Roman" w:hAnsi="Times New Roman" w:eastAsia="Times New Roman" w:cs="Times New Roman"/>
       <w:color w:val="4F81BD" w:themeColor="accent1"/>
       <w:sz w:val="20"/>
       <w:szCs w:val="20"/>
@@ -1155,7 +1009,7 @@
       <w:outlineLvl w:val="8"/>
     </w:pPr>
     <w:rPr>
-      <w:rFonts w:asciiTheme="majorHAnsi" w:eastAsiaTheme="majorEastAsia" w:hAnsiTheme="majorHAnsi" w:cstheme="majorBidi"/>
+      <w:rFonts w:ascii="Times New Roman" w:hAnsi="Times New Roman" w:eastAsia="Times New Roman" w:cs="Times New Roman"/>
       <w:i/>
       <w:iCs/>
       <w:color w:val="404040" w:themeColor="text1" w:themeTint="BF"/>
@@ -1206,7 +1060,7 @@
     <w:uiPriority w:val="9"/>
     <w:rsid w:val="00FC693F"/>
     <w:rPr>
-      <w:rFonts w:asciiTheme="majorHAnsi" w:eastAsiaTheme="majorEastAsia" w:hAnsiTheme="majorHAnsi" w:cstheme="majorBidi"/>
+      <w:rFonts w:ascii="Times New Roman" w:hAnsi="Times New Roman" w:eastAsia="Times New Roman" w:cs="Times New Roman"/>
       <w:b/>
       <w:bCs/>
       <w:color w:val="365F91" w:themeColor="accent1" w:themeShade="BF"/>
@@ -1221,7 +1075,7 @@
     <w:uiPriority w:val="9"/>
     <w:rsid w:val="00FC693F"/>
     <w:rPr>
-      <w:rFonts w:asciiTheme="majorHAnsi" w:eastAsiaTheme="majorEastAsia" w:hAnsiTheme="majorHAnsi" w:cstheme="majorBidi"/>
+      <w:rFonts w:ascii="Times New Roman" w:hAnsi="Times New Roman" w:eastAsia="Times New Roman" w:cs="Times New Roman"/>
       <w:b/>
       <w:bCs/>
       <w:color w:val="4F81BD" w:themeColor="accent1"/>
@@ -1236,7 +1090,7 @@
     <w:uiPriority w:val="9"/>
     <w:rsid w:val="00FC693F"/>
     <w:rPr>
-      <w:rFonts w:asciiTheme="majorHAnsi" w:eastAsiaTheme="majorEastAsia" w:hAnsiTheme="majorHAnsi" w:cstheme="majorBidi"/>
+      <w:rFonts w:ascii="Times New Roman" w:hAnsi="Times New Roman" w:eastAsia="Times New Roman" w:cs="Times New Roman"/>
       <w:b/>
       <w:bCs/>
       <w:color w:val="4F81BD" w:themeColor="accent1"/>
@@ -1258,8 +1112,8 @@
       <w:contextualSpacing/>
     </w:pPr>
     <w:rPr>
-      <w:rFonts w:asciiTheme="majorHAnsi" w:eastAsiaTheme="majorEastAsia" w:hAnsiTheme="majorHAnsi" w:cstheme="majorBidi"/>
-      <w:color w:val="17365D" w:themeColor="text2" w:themeShade="BF"/>
+      <w:rFonts w:ascii="Times New Roman" w:hAnsi="Times New Roman" w:eastAsia="Times New Roman" w:cs="Times New Roman"/>
+      <w:color w:val="000000"/>
       <w:spacing w:val="5"/>
       <w:kern w:val="28"/>
       <w:sz w:val="52"/>
@@ -1273,7 +1127,7 @@
     <w:uiPriority w:val="10"/>
     <w:rsid w:val="00FC693F"/>
     <w:rPr>
-      <w:rFonts w:asciiTheme="majorHAnsi" w:eastAsiaTheme="majorEastAsia" w:hAnsiTheme="majorHAnsi" w:cstheme="majorBidi"/>
+      <w:rFonts w:ascii="Times New Roman" w:hAnsi="Times New Roman" w:eastAsia="Times New Roman" w:cs="Times New Roman"/>
       <w:color w:val="17365D" w:themeColor="text2" w:themeShade="BF"/>
       <w:spacing w:val="5"/>
       <w:kern w:val="28"/>
@@ -1295,7 +1149,7 @@
       </w:numPr>
     </w:pPr>
     <w:rPr>
-      <w:rFonts w:asciiTheme="majorHAnsi" w:eastAsiaTheme="majorEastAsia" w:hAnsiTheme="majorHAnsi" w:cstheme="majorBidi"/>
+      <w:rFonts w:ascii="Times New Roman" w:hAnsi="Times New Roman" w:eastAsia="Times New Roman" w:cs="Times New Roman"/>
       <w:i/>
       <w:iCs/>
       <w:color w:val="4F81BD" w:themeColor="accent1"/>
@@ -1311,7 +1165,7 @@
     <w:uiPriority w:val="11"/>
     <w:rsid w:val="00FC693F"/>
     <w:rPr>
-      <w:rFonts w:asciiTheme="majorHAnsi" w:eastAsiaTheme="majorEastAsia" w:hAnsiTheme="majorHAnsi" w:cstheme="majorBidi"/>
+      <w:rFonts w:ascii="Times New Roman" w:hAnsi="Times New Roman" w:eastAsia="Times New Roman" w:cs="Times New Roman"/>
       <w:i/>
       <w:iCs/>
       <w:color w:val="4F81BD" w:themeColor="accent1"/>
@@ -1558,7 +1412,7 @@
       </w:tabs>
     </w:pPr>
     <w:rPr>
-      <w:rFonts w:ascii="Courier" w:hAnsi="Courier"/>
+      <w:rFonts w:ascii="Times New Roman" w:hAnsi="Times New Roman" w:eastAsia="Times New Roman" w:cs="Times New Roman"/>
       <w:sz w:val="20"/>
       <w:szCs w:val="20"/>
     </w:rPr>
@@ -1570,7 +1424,7 @@
     <w:uiPriority w:val="99"/>
     <w:rsid w:val="0029639D"/>
     <w:rPr>
-      <w:rFonts w:ascii="Courier" w:hAnsi="Courier"/>
+      <w:rFonts w:ascii="Times New Roman" w:hAnsi="Times New Roman" w:eastAsia="Times New Roman" w:cs="Times New Roman"/>
       <w:sz w:val="20"/>
       <w:szCs w:val="20"/>
     </w:rPr>
@@ -1609,7 +1463,7 @@
     <w:semiHidden/>
     <w:rsid w:val="00FC693F"/>
     <w:rPr>
-      <w:rFonts w:asciiTheme="majorHAnsi" w:eastAsiaTheme="majorEastAsia" w:hAnsiTheme="majorHAnsi" w:cstheme="majorBidi"/>
+      <w:rFonts w:ascii="Times New Roman" w:hAnsi="Times New Roman" w:eastAsia="Times New Roman" w:cs="Times New Roman"/>
       <w:b/>
       <w:bCs/>
       <w:i/>
@@ -1625,7 +1479,7 @@
     <w:semiHidden/>
     <w:rsid w:val="00FC693F"/>
     <w:rPr>
-      <w:rFonts w:asciiTheme="majorHAnsi" w:eastAsiaTheme="majorEastAsia" w:hAnsiTheme="majorHAnsi" w:cstheme="majorBidi"/>
+      <w:rFonts w:ascii="Times New Roman" w:hAnsi="Times New Roman" w:eastAsia="Times New Roman" w:cs="Times New Roman"/>
       <w:color w:val="243F60" w:themeColor="accent1" w:themeShade="7F"/>
     </w:rPr>
   </w:style>
@@ -1637,7 +1491,7 @@
     <w:semiHidden/>
     <w:rsid w:val="00FC693F"/>
     <w:rPr>
-      <w:rFonts w:asciiTheme="majorHAnsi" w:eastAsiaTheme="majorEastAsia" w:hAnsiTheme="majorHAnsi" w:cstheme="majorBidi"/>
+      <w:rFonts w:ascii="Times New Roman" w:hAnsi="Times New Roman" w:eastAsia="Times New Roman" w:cs="Times New Roman"/>
       <w:i/>
       <w:iCs/>
       <w:color w:val="243F60" w:themeColor="accent1" w:themeShade="7F"/>
@@ -1651,7 +1505,7 @@
     <w:semiHidden/>
     <w:rsid w:val="00FC693F"/>
     <w:rPr>
-      <w:rFonts w:asciiTheme="majorHAnsi" w:eastAsiaTheme="majorEastAsia" w:hAnsiTheme="majorHAnsi" w:cstheme="majorBidi"/>
+      <w:rFonts w:ascii="Times New Roman" w:hAnsi="Times New Roman" w:eastAsia="Times New Roman" w:cs="Times New Roman"/>
       <w:i/>
       <w:iCs/>
       <w:color w:val="404040" w:themeColor="text1" w:themeTint="BF"/>
@@ -1665,7 +1519,7 @@
     <w:semiHidden/>
     <w:rsid w:val="00FC693F"/>
     <w:rPr>
-      <w:rFonts w:asciiTheme="majorHAnsi" w:eastAsiaTheme="majorEastAsia" w:hAnsiTheme="majorHAnsi" w:cstheme="majorBidi"/>
+      <w:rFonts w:ascii="Times New Roman" w:hAnsi="Times New Roman" w:eastAsia="Times New Roman" w:cs="Times New Roman"/>
       <w:color w:val="4F81BD" w:themeColor="accent1"/>
       <w:sz w:val="20"/>
       <w:szCs w:val="20"/>
@@ -1679,7 +1533,7 @@
     <w:semiHidden/>
     <w:rsid w:val="00FC693F"/>
     <w:rPr>
-      <w:rFonts w:asciiTheme="majorHAnsi" w:eastAsiaTheme="majorEastAsia" w:hAnsiTheme="majorHAnsi" w:cstheme="majorBidi"/>
+      <w:rFonts w:ascii="Times New Roman" w:hAnsi="Times New Roman" w:eastAsia="Times New Roman" w:cs="Times New Roman"/>
       <w:i/>
       <w:iCs/>
       <w:color w:val="404040" w:themeColor="text1" w:themeTint="BF"/>
@@ -3268,7 +3122,7 @@
         <w:spacing w:before="0" w:after="0" w:line="240" w:lineRule="auto"/>
       </w:pPr>
       <w:rPr>
-        <w:rFonts w:asciiTheme="majorHAnsi" w:eastAsiaTheme="majorEastAsia" w:hAnsiTheme="majorHAnsi" w:cstheme="majorBidi"/>
+        <w:rFonts w:ascii="Times New Roman" w:hAnsi="Times New Roman" w:eastAsia="Times New Roman" w:cs="Times New Roman"/>
         <w:b/>
         <w:bCs/>
       </w:rPr>
@@ -3289,7 +3143,7 @@
         <w:spacing w:before="0" w:after="0" w:line="240" w:lineRule="auto"/>
       </w:pPr>
       <w:rPr>
-        <w:rFonts w:asciiTheme="majorHAnsi" w:eastAsiaTheme="majorEastAsia" w:hAnsiTheme="majorHAnsi" w:cstheme="majorBidi"/>
+        <w:rFonts w:ascii="Times New Roman" w:hAnsi="Times New Roman" w:eastAsia="Times New Roman" w:cs="Times New Roman"/>
         <w:b/>
         <w:bCs/>
       </w:rPr>
@@ -3307,14 +3161,14 @@
     </w:tblStylePr>
     <w:tblStylePr w:type="firstCol">
       <w:rPr>
-        <w:rFonts w:asciiTheme="majorHAnsi" w:eastAsiaTheme="majorEastAsia" w:hAnsiTheme="majorHAnsi" w:cstheme="majorBidi"/>
+        <w:rFonts w:ascii="Times New Roman" w:hAnsi="Times New Roman" w:eastAsia="Times New Roman" w:cs="Times New Roman"/>
         <w:b/>
         <w:bCs/>
       </w:rPr>
     </w:tblStylePr>
     <w:tblStylePr w:type="lastCol">
       <w:rPr>
-        <w:rFonts w:asciiTheme="majorHAnsi" w:eastAsiaTheme="majorEastAsia" w:hAnsiTheme="majorHAnsi" w:cstheme="majorBidi"/>
+        <w:rFonts w:ascii="Times New Roman" w:hAnsi="Times New Roman" w:eastAsia="Times New Roman" w:cs="Times New Roman"/>
         <w:b/>
         <w:bCs/>
       </w:rPr>
@@ -3398,7 +3252,7 @@
         <w:spacing w:before="0" w:after="0" w:line="240" w:lineRule="auto"/>
       </w:pPr>
       <w:rPr>
-        <w:rFonts w:asciiTheme="majorHAnsi" w:eastAsiaTheme="majorEastAsia" w:hAnsiTheme="majorHAnsi" w:cstheme="majorBidi"/>
+        <w:rFonts w:ascii="Times New Roman" w:hAnsi="Times New Roman" w:eastAsia="Times New Roman" w:cs="Times New Roman"/>
         <w:b/>
         <w:bCs/>
       </w:rPr>
@@ -3419,7 +3273,7 @@
         <w:spacing w:before="0" w:after="0" w:line="240" w:lineRule="auto"/>
       </w:pPr>
       <w:rPr>
-        <w:rFonts w:asciiTheme="majorHAnsi" w:eastAsiaTheme="majorEastAsia" w:hAnsiTheme="majorHAnsi" w:cstheme="majorBidi"/>
+        <w:rFonts w:ascii="Times New Roman" w:hAnsi="Times New Roman" w:eastAsia="Times New Roman" w:cs="Times New Roman"/>
         <w:b/>
         <w:bCs/>
       </w:rPr>
@@ -3437,14 +3291,14 @@
     </w:tblStylePr>
     <w:tblStylePr w:type="firstCol">
       <w:rPr>
-        <w:rFonts w:asciiTheme="majorHAnsi" w:eastAsiaTheme="majorEastAsia" w:hAnsiTheme="majorHAnsi" w:cstheme="majorBidi"/>
+        <w:rFonts w:ascii="Times New Roman" w:hAnsi="Times New Roman" w:eastAsia="Times New Roman" w:cs="Times New Roman"/>
         <w:b/>
         <w:bCs/>
       </w:rPr>
     </w:tblStylePr>
     <w:tblStylePr w:type="lastCol">
       <w:rPr>
-        <w:rFonts w:asciiTheme="majorHAnsi" w:eastAsiaTheme="majorEastAsia" w:hAnsiTheme="majorHAnsi" w:cstheme="majorBidi"/>
+        <w:rFonts w:ascii="Times New Roman" w:hAnsi="Times New Roman" w:eastAsia="Times New Roman" w:cs="Times New Roman"/>
         <w:b/>
         <w:bCs/>
       </w:rPr>
@@ -3528,7 +3382,7 @@
         <w:spacing w:before="0" w:after="0" w:line="240" w:lineRule="auto"/>
       </w:pPr>
       <w:rPr>
-        <w:rFonts w:asciiTheme="majorHAnsi" w:eastAsiaTheme="majorEastAsia" w:hAnsiTheme="majorHAnsi" w:cstheme="majorBidi"/>
+        <w:rFonts w:ascii="Times New Roman" w:hAnsi="Times New Roman" w:eastAsia="Times New Roman" w:cs="Times New Roman"/>
         <w:b/>
         <w:bCs/>
       </w:rPr>
@@ -3549,7 +3403,7 @@
         <w:spacing w:before="0" w:after="0" w:line="240" w:lineRule="auto"/>
       </w:pPr>
       <w:rPr>
-        <w:rFonts w:asciiTheme="majorHAnsi" w:eastAsiaTheme="majorEastAsia" w:hAnsiTheme="majorHAnsi" w:cstheme="majorBidi"/>
+        <w:rFonts w:ascii="Times New Roman" w:hAnsi="Times New Roman" w:eastAsia="Times New Roman" w:cs="Times New Roman"/>
         <w:b/>
         <w:bCs/>
       </w:rPr>
@@ -3567,14 +3421,14 @@
     </w:tblStylePr>
     <w:tblStylePr w:type="firstCol">
       <w:rPr>
-        <w:rFonts w:asciiTheme="majorHAnsi" w:eastAsiaTheme="majorEastAsia" w:hAnsiTheme="majorHAnsi" w:cstheme="majorBidi"/>
+        <w:rFonts w:ascii="Times New Roman" w:hAnsi="Times New Roman" w:eastAsia="Times New Roman" w:cs="Times New Roman"/>
         <w:b/>
         <w:bCs/>
       </w:rPr>
     </w:tblStylePr>
     <w:tblStylePr w:type="lastCol">
       <w:rPr>
-        <w:rFonts w:asciiTheme="majorHAnsi" w:eastAsiaTheme="majorEastAsia" w:hAnsiTheme="majorHAnsi" w:cstheme="majorBidi"/>
+        <w:rFonts w:ascii="Times New Roman" w:hAnsi="Times New Roman" w:eastAsia="Times New Roman" w:cs="Times New Roman"/>
         <w:b/>
         <w:bCs/>
       </w:rPr>
@@ -3658,7 +3512,7 @@
         <w:spacing w:before="0" w:after="0" w:line="240" w:lineRule="auto"/>
       </w:pPr>
       <w:rPr>
-        <w:rFonts w:asciiTheme="majorHAnsi" w:eastAsiaTheme="majorEastAsia" w:hAnsiTheme="majorHAnsi" w:cstheme="majorBidi"/>
+        <w:rFonts w:ascii="Times New Roman" w:hAnsi="Times New Roman" w:eastAsia="Times New Roman" w:cs="Times New Roman"/>
         <w:b/>
         <w:bCs/>
       </w:rPr>
@@ -3679,7 +3533,7 @@
         <w:spacing w:before="0" w:after="0" w:line="240" w:lineRule="auto"/>
       </w:pPr>
       <w:rPr>
-        <w:rFonts w:asciiTheme="majorHAnsi" w:eastAsiaTheme="majorEastAsia" w:hAnsiTheme="majorHAnsi" w:cstheme="majorBidi"/>
+        <w:rFonts w:ascii="Times New Roman" w:hAnsi="Times New Roman" w:eastAsia="Times New Roman" w:cs="Times New Roman"/>
         <w:b/>
         <w:bCs/>
       </w:rPr>
@@ -3697,14 +3551,14 @@
     </w:tblStylePr>
     <w:tblStylePr w:type="firstCol">
       <w:rPr>
-        <w:rFonts w:asciiTheme="majorHAnsi" w:eastAsiaTheme="majorEastAsia" w:hAnsiTheme="majorHAnsi" w:cstheme="majorBidi"/>
+        <w:rFonts w:ascii="Times New Roman" w:hAnsi="Times New Roman" w:eastAsia="Times New Roman" w:cs="Times New Roman"/>
         <w:b/>
         <w:bCs/>
       </w:rPr>
     </w:tblStylePr>
     <w:tblStylePr w:type="lastCol">
       <w:rPr>
-        <w:rFonts w:asciiTheme="majorHAnsi" w:eastAsiaTheme="majorEastAsia" w:hAnsiTheme="majorHAnsi" w:cstheme="majorBidi"/>
+        <w:rFonts w:ascii="Times New Roman" w:hAnsi="Times New Roman" w:eastAsia="Times New Roman" w:cs="Times New Roman"/>
         <w:b/>
         <w:bCs/>
       </w:rPr>
@@ -3788,7 +3642,7 @@
         <w:spacing w:before="0" w:after="0" w:line="240" w:lineRule="auto"/>
       </w:pPr>
       <w:rPr>
-        <w:rFonts w:asciiTheme="majorHAnsi" w:eastAsiaTheme="majorEastAsia" w:hAnsiTheme="majorHAnsi" w:cstheme="majorBidi"/>
+        <w:rFonts w:ascii="Times New Roman" w:hAnsi="Times New Roman" w:eastAsia="Times New Roman" w:cs="Times New Roman"/>
         <w:b/>
         <w:bCs/>
       </w:rPr>
@@ -3809,7 +3663,7 @@
         <w:spacing w:before="0" w:after="0" w:line="240" w:lineRule="auto"/>
       </w:pPr>
       <w:rPr>
-        <w:rFonts w:asciiTheme="majorHAnsi" w:eastAsiaTheme="majorEastAsia" w:hAnsiTheme="majorHAnsi" w:cstheme="majorBidi"/>
+        <w:rFonts w:ascii="Times New Roman" w:hAnsi="Times New Roman" w:eastAsia="Times New Roman" w:cs="Times New Roman"/>
         <w:b/>
         <w:bCs/>
       </w:rPr>
@@ -3827,14 +3681,14 @@
     </w:tblStylePr>
     <w:tblStylePr w:type="firstCol">
       <w:rPr>
-        <w:rFonts w:asciiTheme="majorHAnsi" w:eastAsiaTheme="majorEastAsia" w:hAnsiTheme="majorHAnsi" w:cstheme="majorBidi"/>
+        <w:rFonts w:ascii="Times New Roman" w:hAnsi="Times New Roman" w:eastAsia="Times New Roman" w:cs="Times New Roman"/>
         <w:b/>
         <w:bCs/>
       </w:rPr>
     </w:tblStylePr>
     <w:tblStylePr w:type="lastCol">
       <w:rPr>
-        <w:rFonts w:asciiTheme="majorHAnsi" w:eastAsiaTheme="majorEastAsia" w:hAnsiTheme="majorHAnsi" w:cstheme="majorBidi"/>
+        <w:rFonts w:ascii="Times New Roman" w:hAnsi="Times New Roman" w:eastAsia="Times New Roman" w:cs="Times New Roman"/>
         <w:b/>
         <w:bCs/>
       </w:rPr>
@@ -3918,7 +3772,7 @@
         <w:spacing w:before="0" w:after="0" w:line="240" w:lineRule="auto"/>
       </w:pPr>
       <w:rPr>
-        <w:rFonts w:asciiTheme="majorHAnsi" w:eastAsiaTheme="majorEastAsia" w:hAnsiTheme="majorHAnsi" w:cstheme="majorBidi"/>
+        <w:rFonts w:ascii="Times New Roman" w:hAnsi="Times New Roman" w:eastAsia="Times New Roman" w:cs="Times New Roman"/>
         <w:b/>
         <w:bCs/>
       </w:rPr>
@@ -3939,7 +3793,7 @@
         <w:spacing w:before="0" w:after="0" w:line="240" w:lineRule="auto"/>
       </w:pPr>
       <w:rPr>
-        <w:rFonts w:asciiTheme="majorHAnsi" w:eastAsiaTheme="majorEastAsia" w:hAnsiTheme="majorHAnsi" w:cstheme="majorBidi"/>
+        <w:rFonts w:ascii="Times New Roman" w:hAnsi="Times New Roman" w:eastAsia="Times New Roman" w:cs="Times New Roman"/>
         <w:b/>
         <w:bCs/>
       </w:rPr>
@@ -3957,14 +3811,14 @@
     </w:tblStylePr>
     <w:tblStylePr w:type="firstCol">
       <w:rPr>
-        <w:rFonts w:asciiTheme="majorHAnsi" w:eastAsiaTheme="majorEastAsia" w:hAnsiTheme="majorHAnsi" w:cstheme="majorBidi"/>
+        <w:rFonts w:ascii="Times New Roman" w:hAnsi="Times New Roman" w:eastAsia="Times New Roman" w:cs="Times New Roman"/>
         <w:b/>
         <w:bCs/>
       </w:rPr>
     </w:tblStylePr>
     <w:tblStylePr w:type="lastCol">
       <w:rPr>
-        <w:rFonts w:asciiTheme="majorHAnsi" w:eastAsiaTheme="majorEastAsia" w:hAnsiTheme="majorHAnsi" w:cstheme="majorBidi"/>
+        <w:rFonts w:ascii="Times New Roman" w:hAnsi="Times New Roman" w:eastAsia="Times New Roman" w:cs="Times New Roman"/>
         <w:b/>
         <w:bCs/>
       </w:rPr>
@@ -4048,7 +3902,7 @@
         <w:spacing w:before="0" w:after="0" w:line="240" w:lineRule="auto"/>
       </w:pPr>
       <w:rPr>
-        <w:rFonts w:asciiTheme="majorHAnsi" w:eastAsiaTheme="majorEastAsia" w:hAnsiTheme="majorHAnsi" w:cstheme="majorBidi"/>
+        <w:rFonts w:ascii="Times New Roman" w:hAnsi="Times New Roman" w:eastAsia="Times New Roman" w:cs="Times New Roman"/>
         <w:b/>
         <w:bCs/>
       </w:rPr>
@@ -4069,7 +3923,7 @@
         <w:spacing w:before="0" w:after="0" w:line="240" w:lineRule="auto"/>
       </w:pPr>
       <w:rPr>
-        <w:rFonts w:asciiTheme="majorHAnsi" w:eastAsiaTheme="majorEastAsia" w:hAnsiTheme="majorHAnsi" w:cstheme="majorBidi"/>
+        <w:rFonts w:ascii="Times New Roman" w:hAnsi="Times New Roman" w:eastAsia="Times New Roman" w:cs="Times New Roman"/>
         <w:b/>
         <w:bCs/>
       </w:rPr>
@@ -4087,14 +3941,14 @@
     </w:tblStylePr>
     <w:tblStylePr w:type="firstCol">
       <w:rPr>
-        <w:rFonts w:asciiTheme="majorHAnsi" w:eastAsiaTheme="majorEastAsia" w:hAnsiTheme="majorHAnsi" w:cstheme="majorBidi"/>
+        <w:rFonts w:ascii="Times New Roman" w:hAnsi="Times New Roman" w:eastAsia="Times New Roman" w:cs="Times New Roman"/>
         <w:b/>
         <w:bCs/>
       </w:rPr>
     </w:tblStylePr>
     <w:tblStylePr w:type="lastCol">
       <w:rPr>
-        <w:rFonts w:asciiTheme="majorHAnsi" w:eastAsiaTheme="majorEastAsia" w:hAnsiTheme="majorHAnsi" w:cstheme="majorBidi"/>
+        <w:rFonts w:ascii="Times New Roman" w:hAnsi="Times New Roman" w:eastAsia="Times New Roman" w:cs="Times New Roman"/>
         <w:b/>
         <w:bCs/>
       </w:rPr>
@@ -5959,7 +5813,7 @@
     </w:tblPr>
     <w:tblStylePr w:type="firstRow">
       <w:rPr>
-        <w:rFonts w:asciiTheme="majorHAnsi" w:eastAsiaTheme="majorEastAsia" w:hAnsiTheme="majorHAnsi" w:cstheme="majorBidi"/>
+        <w:rFonts w:ascii="Times New Roman" w:hAnsi="Times New Roman" w:eastAsia="Times New Roman" w:cs="Times New Roman"/>
       </w:rPr>
       <w:tblPr/>
       <w:tcPr>
@@ -6043,7 +5897,7 @@
     </w:tblPr>
     <w:tblStylePr w:type="firstRow">
       <w:rPr>
-        <w:rFonts w:asciiTheme="majorHAnsi" w:eastAsiaTheme="majorEastAsia" w:hAnsiTheme="majorHAnsi" w:cstheme="majorBidi"/>
+        <w:rFonts w:ascii="Times New Roman" w:hAnsi="Times New Roman" w:eastAsia="Times New Roman" w:cs="Times New Roman"/>
       </w:rPr>
       <w:tblPr/>
       <w:tcPr>
@@ -6127,7 +5981,7 @@
     </w:tblPr>
     <w:tblStylePr w:type="firstRow">
       <w:rPr>
-        <w:rFonts w:asciiTheme="majorHAnsi" w:eastAsiaTheme="majorEastAsia" w:hAnsiTheme="majorHAnsi" w:cstheme="majorBidi"/>
+        <w:rFonts w:ascii="Times New Roman" w:hAnsi="Times New Roman" w:eastAsia="Times New Roman" w:cs="Times New Roman"/>
       </w:rPr>
       <w:tblPr/>
       <w:tcPr>
@@ -6211,7 +6065,7 @@
     </w:tblPr>
     <w:tblStylePr w:type="firstRow">
       <w:rPr>
-        <w:rFonts w:asciiTheme="majorHAnsi" w:eastAsiaTheme="majorEastAsia" w:hAnsiTheme="majorHAnsi" w:cstheme="majorBidi"/>
+        <w:rFonts w:ascii="Times New Roman" w:hAnsi="Times New Roman" w:eastAsia="Times New Roman" w:cs="Times New Roman"/>
       </w:rPr>
       <w:tblPr/>
       <w:tcPr>
@@ -6295,7 +6149,7 @@
     </w:tblPr>
     <w:tblStylePr w:type="firstRow">
       <w:rPr>
-        <w:rFonts w:asciiTheme="majorHAnsi" w:eastAsiaTheme="majorEastAsia" w:hAnsiTheme="majorHAnsi" w:cstheme="majorBidi"/>
+        <w:rFonts w:ascii="Times New Roman" w:hAnsi="Times New Roman" w:eastAsia="Times New Roman" w:cs="Times New Roman"/>
       </w:rPr>
       <w:tblPr/>
       <w:tcPr>
@@ -6379,7 +6233,7 @@
     </w:tblPr>
     <w:tblStylePr w:type="firstRow">
       <w:rPr>
-        <w:rFonts w:asciiTheme="majorHAnsi" w:eastAsiaTheme="majorEastAsia" w:hAnsiTheme="majorHAnsi" w:cstheme="majorBidi"/>
+        <w:rFonts w:ascii="Times New Roman" w:hAnsi="Times New Roman" w:eastAsia="Times New Roman" w:cs="Times New Roman"/>
       </w:rPr>
       <w:tblPr/>
       <w:tcPr>
@@ -6463,7 +6317,7 @@
     </w:tblPr>
     <w:tblStylePr w:type="firstRow">
       <w:rPr>
-        <w:rFonts w:asciiTheme="majorHAnsi" w:eastAsiaTheme="majorEastAsia" w:hAnsiTheme="majorHAnsi" w:cstheme="majorBidi"/>
+        <w:rFonts w:ascii="Times New Roman" w:hAnsi="Times New Roman" w:eastAsia="Times New Roman" w:cs="Times New Roman"/>
       </w:rPr>
       <w:tblPr/>
       <w:tcPr>
@@ -6528,7 +6382,7 @@
       <w:spacing w:after="0" w:line="240" w:lineRule="auto"/>
     </w:pPr>
     <w:rPr>
-      <w:rFonts w:asciiTheme="majorHAnsi" w:eastAsiaTheme="majorEastAsia" w:hAnsiTheme="majorHAnsi" w:cstheme="majorBidi"/>
+      <w:rFonts w:ascii="Times New Roman" w:hAnsi="Times New Roman" w:eastAsia="Times New Roman" w:cs="Times New Roman"/>
       <w:color w:val="000000" w:themeColor="text1"/>
     </w:rPr>
     <w:tblPr>
@@ -6656,7 +6510,7 @@
       <w:spacing w:after="0" w:line="240" w:lineRule="auto"/>
     </w:pPr>
     <w:rPr>
-      <w:rFonts w:asciiTheme="majorHAnsi" w:eastAsiaTheme="majorEastAsia" w:hAnsiTheme="majorHAnsi" w:cstheme="majorBidi"/>
+      <w:rFonts w:ascii="Times New Roman" w:hAnsi="Times New Roman" w:eastAsia="Times New Roman" w:cs="Times New Roman"/>
       <w:color w:val="000000" w:themeColor="text1"/>
     </w:rPr>
     <w:tblPr>
@@ -6784,7 +6638,7 @@
       <w:spacing w:after="0" w:line="240" w:lineRule="auto"/>
     </w:pPr>
     <w:rPr>
-      <w:rFonts w:asciiTheme="majorHAnsi" w:eastAsiaTheme="majorEastAsia" w:hAnsiTheme="majorHAnsi" w:cstheme="majorBidi"/>
+      <w:rFonts w:ascii="Times New Roman" w:hAnsi="Times New Roman" w:eastAsia="Times New Roman" w:cs="Times New Roman"/>
       <w:color w:val="000000" w:themeColor="text1"/>
     </w:rPr>
     <w:tblPr>
@@ -6912,7 +6766,7 @@
       <w:spacing w:after="0" w:line="240" w:lineRule="auto"/>
     </w:pPr>
     <w:rPr>
-      <w:rFonts w:asciiTheme="majorHAnsi" w:eastAsiaTheme="majorEastAsia" w:hAnsiTheme="majorHAnsi" w:cstheme="majorBidi"/>
+      <w:rFonts w:ascii="Times New Roman" w:hAnsi="Times New Roman" w:eastAsia="Times New Roman" w:cs="Times New Roman"/>
       <w:color w:val="000000" w:themeColor="text1"/>
     </w:rPr>
     <w:tblPr>
@@ -7040,7 +6894,7 @@
       <w:spacing w:after="0" w:line="240" w:lineRule="auto"/>
     </w:pPr>
     <w:rPr>
-      <w:rFonts w:asciiTheme="majorHAnsi" w:eastAsiaTheme="majorEastAsia" w:hAnsiTheme="majorHAnsi" w:cstheme="majorBidi"/>
+      <w:rFonts w:ascii="Times New Roman" w:hAnsi="Times New Roman" w:eastAsia="Times New Roman" w:cs="Times New Roman"/>
       <w:color w:val="000000" w:themeColor="text1"/>
     </w:rPr>
     <w:tblPr>
@@ -7168,7 +7022,7 @@
       <w:spacing w:after="0" w:line="240" w:lineRule="auto"/>
     </w:pPr>
     <w:rPr>
-      <w:rFonts w:asciiTheme="majorHAnsi" w:eastAsiaTheme="majorEastAsia" w:hAnsiTheme="majorHAnsi" w:cstheme="majorBidi"/>
+      <w:rFonts w:ascii="Times New Roman" w:hAnsi="Times New Roman" w:eastAsia="Times New Roman" w:cs="Times New Roman"/>
       <w:color w:val="000000" w:themeColor="text1"/>
     </w:rPr>
     <w:tblPr>
@@ -7296,7 +7150,7 @@
       <w:spacing w:after="0" w:line="240" w:lineRule="auto"/>
     </w:pPr>
     <w:rPr>
-      <w:rFonts w:asciiTheme="majorHAnsi" w:eastAsiaTheme="majorEastAsia" w:hAnsiTheme="majorHAnsi" w:cstheme="majorBidi"/>
+      <w:rFonts w:ascii="Times New Roman" w:hAnsi="Times New Roman" w:eastAsia="Times New Roman" w:cs="Times New Roman"/>
       <w:color w:val="000000" w:themeColor="text1"/>
     </w:rPr>
     <w:tblPr>
@@ -7935,7 +7789,7 @@
       <w:spacing w:after="0" w:line="240" w:lineRule="auto"/>
     </w:pPr>
     <w:rPr>
-      <w:rFonts w:asciiTheme="majorHAnsi" w:eastAsiaTheme="majorEastAsia" w:hAnsiTheme="majorHAnsi" w:cstheme="majorBidi"/>
+      <w:rFonts w:ascii="Times New Roman" w:hAnsi="Times New Roman" w:eastAsia="Times New Roman" w:cs="Times New Roman"/>
       <w:color w:val="000000" w:themeColor="text1"/>
     </w:rPr>
     <w:tblPr>
@@ -8060,7 +7914,7 @@
       <w:spacing w:after="0" w:line="240" w:lineRule="auto"/>
     </w:pPr>
     <w:rPr>
-      <w:rFonts w:asciiTheme="majorHAnsi" w:eastAsiaTheme="majorEastAsia" w:hAnsiTheme="majorHAnsi" w:cstheme="majorBidi"/>
+      <w:rFonts w:ascii="Times New Roman" w:hAnsi="Times New Roman" w:eastAsia="Times New Roman" w:cs="Times New Roman"/>
       <w:color w:val="000000" w:themeColor="text1"/>
     </w:rPr>
     <w:tblPr>
@@ -8185,7 +8039,7 @@
       <w:spacing w:after="0" w:line="240" w:lineRule="auto"/>
     </w:pPr>
     <w:rPr>
-      <w:rFonts w:asciiTheme="majorHAnsi" w:eastAsiaTheme="majorEastAsia" w:hAnsiTheme="majorHAnsi" w:cstheme="majorBidi"/>
+      <w:rFonts w:ascii="Times New Roman" w:hAnsi="Times New Roman" w:eastAsia="Times New Roman" w:cs="Times New Roman"/>
       <w:color w:val="000000" w:themeColor="text1"/>
     </w:rPr>
     <w:tblPr>
@@ -8310,7 +8164,7 @@
       <w:spacing w:after="0" w:line="240" w:lineRule="auto"/>
     </w:pPr>
     <w:rPr>
-      <w:rFonts w:asciiTheme="majorHAnsi" w:eastAsiaTheme="majorEastAsia" w:hAnsiTheme="majorHAnsi" w:cstheme="majorBidi"/>
+      <w:rFonts w:ascii="Times New Roman" w:hAnsi="Times New Roman" w:eastAsia="Times New Roman" w:cs="Times New Roman"/>
       <w:color w:val="000000" w:themeColor="text1"/>
     </w:rPr>
     <w:tblPr>
@@ -8435,7 +8289,7 @@
       <w:spacing w:after="0" w:line="240" w:lineRule="auto"/>
     </w:pPr>
     <w:rPr>
-      <w:rFonts w:asciiTheme="majorHAnsi" w:eastAsiaTheme="majorEastAsia" w:hAnsiTheme="majorHAnsi" w:cstheme="majorBidi"/>
+      <w:rFonts w:ascii="Times New Roman" w:hAnsi="Times New Roman" w:eastAsia="Times New Roman" w:cs="Times New Roman"/>
       <w:color w:val="000000" w:themeColor="text1"/>
     </w:rPr>
     <w:tblPr>
@@ -8560,7 +8414,7 @@
       <w:spacing w:after="0" w:line="240" w:lineRule="auto"/>
     </w:pPr>
     <w:rPr>
-      <w:rFonts w:asciiTheme="majorHAnsi" w:eastAsiaTheme="majorEastAsia" w:hAnsiTheme="majorHAnsi" w:cstheme="majorBidi"/>
+      <w:rFonts w:ascii="Times New Roman" w:hAnsi="Times New Roman" w:eastAsia="Times New Roman" w:cs="Times New Roman"/>
       <w:color w:val="000000" w:themeColor="text1"/>
     </w:rPr>
     <w:tblPr>
@@ -8685,7 +8539,7 @@
       <w:spacing w:after="0" w:line="240" w:lineRule="auto"/>
     </w:pPr>
     <w:rPr>
-      <w:rFonts w:asciiTheme="majorHAnsi" w:eastAsiaTheme="majorEastAsia" w:hAnsiTheme="majorHAnsi" w:cstheme="majorBidi"/>
+      <w:rFonts w:ascii="Times New Roman" w:hAnsi="Times New Roman" w:eastAsia="Times New Roman" w:cs="Times New Roman"/>
       <w:color w:val="000000" w:themeColor="text1"/>
     </w:rPr>
     <w:tblPr>
